--- a/docs/lectures/Chapter05_Lecture_FIXED.docx
+++ b/docs/lectures/Chapter05_Lecture_FIXED.docx
@@ -23,7 +23,7 @@
         <w:pStyle w:val="Date"/>
       </w:pPr>
       <w:r>
-        <w:t xml:space="preserve">2026-03-01</w:t>
+        <w:t xml:space="preserve">2026-03-03</w:t>
       </w:r>
     </w:p>
     <w:sdt>
@@ -52,7 +52,7 @@
         </w:p>
       </w:sdtContent>
     </w:sdt>
-    <w:bookmarkStart w:id="100" w:name="introduction"/>
+    <w:bookmarkStart w:id="89" w:name="introduction"/>
     <w:p>
       <w:pPr>
         <w:pStyle w:val="Heading1"/>
@@ -792,7 +792,7 @@
         <w:br/>
       </w:r>
       <w:r>
-        <w:t xml:space="preserve">It’s overwhelmingly an electronic, global, OTC network.</w:t>
+        <w:t xml:space="preserve">It’s overwhelmingly an electronic, global, Over the Counter (OTC) network (in other words, customizable, and not a central exchange).</w:t>
       </w:r>
     </w:p>
     <w:p>
@@ -2167,7 +2167,7 @@
     </w:p>
     <w:bookmarkEnd w:id="45"/>
     <w:bookmarkEnd w:id="46"/>
-    <w:bookmarkStart w:id="71" w:name="X7f2222850c62f5942d0082fad4c7399e863598e"/>
+    <w:bookmarkStart w:id="67" w:name="X7f2222850c62f5942d0082fad4c7399e863598e"/>
     <w:p>
       <w:pPr>
         <w:pStyle w:val="Heading2"/>
@@ -2705,7 +2705,7 @@
           <w:b/>
           <w:bCs/>
         </w:rPr>
-        <w:t xml:space="preserve">Teaching anchor:</w:t>
+        <w:t xml:space="preserve">Note:</w:t>
       </w:r>
       <w:r>
         <w:t xml:space="preserve"> </w:t>
@@ -3014,11 +3014,21 @@
         <w:pStyle w:val="BodyText"/>
       </w:pPr>
       <w:r>
-        <w:t xml:space="preserve">Classroom point: London’s role as a global hub reflects time zone overlap, institutional depth, and historical network effects.</w:t>
+        <w:rPr>
+          <w:b/>
+          <w:bCs/>
+        </w:rPr>
+        <w:t xml:space="preserve">Note:</w:t>
+      </w:r>
+      <w:r>
+        <w:t xml:space="preserve"> </w:t>
+      </w:r>
+      <w:r>
+        <w:t xml:space="preserve">London’s role as a global hub reflects time zone overlap, institutional depth, and historical network effects.</w:t>
       </w:r>
     </w:p>
     <w:bookmarkEnd w:id="64"/>
-    <w:bookmarkStart w:id="68" w:name="currency-composition"/>
+    <w:bookmarkStart w:id="65" w:name="currency-composition"/>
     <w:p>
       <w:pPr>
         <w:pStyle w:val="Heading3"/>
@@ -3029,62 +3039,7 @@
     </w:p>
     <w:p>
       <w:pPr>
-        <w:pStyle w:val="CaptionedFigure"/>
-      </w:pPr>
-      <w:r>
-        <w:drawing>
-          <wp:inline>
-            <wp:extent cx="4800600" cy="3600450"/>
-            <wp:effectExtent b="0" l="0" r="0" t="0"/>
-            <wp:docPr descr="Daily FX Trading by Currency Pair" title="" id="66" name="Picture"/>
-            <a:graphic>
-              <a:graphicData uri="http://schemas.openxmlformats.org/drawingml/2006/picture">
-                <pic:pic>
-                  <pic:nvPicPr>
-                    <pic:cNvPr descr="../assets/images/Ch05/Exhibit_5.8_currency_composition.png" id="67" name="Picture"/>
-                    <pic:cNvPicPr>
-                      <a:picLocks noChangeArrowheads="1" noChangeAspect="1"/>
-                    </pic:cNvPicPr>
-                  </pic:nvPicPr>
-                  <pic:blipFill>
-                    <a:blip r:embed="rId65"/>
-                    <a:stretch>
-                      <a:fillRect/>
-                    </a:stretch>
-                  </pic:blipFill>
-                  <pic:spPr bwMode="auto">
-                    <a:xfrm>
-                      <a:off x="0" y="0"/>
-                      <a:ext cx="4800600" cy="3600450"/>
-                    </a:xfrm>
-                    <a:prstGeom prst="rect">
-                      <a:avLst/>
-                    </a:prstGeom>
-                    <a:noFill/>
-                    <a:ln w="9525">
-                      <a:noFill/>
-                      <a:headEnd/>
-                      <a:tailEnd/>
-                    </a:ln>
-                  </pic:spPr>
-                </pic:pic>
-              </a:graphicData>
-            </a:graphic>
-          </wp:inline>
-        </w:drawing>
-      </w:r>
-    </w:p>
-    <w:p>
-      <w:pPr>
-        <w:pStyle w:val="ImageCaption"/>
-      </w:pPr>
-      <w:r>
-        <w:t xml:space="preserve">Daily FX Trading by Currency Pair</w:t>
-      </w:r>
-    </w:p>
-    <w:p>
-      <w:pPr>
-        <w:pStyle w:val="BodyText"/>
+        <w:pStyle w:val="FirstParagraph"/>
       </w:pPr>
       <w:r>
         <w:t xml:space="preserve">The U.S. dollar appears on one side of most trades. That does</w:t>
@@ -3122,14 +3077,14 @@
         <w:t xml:space="preserve">used to move between two less-liquid currencies.</w:t>
       </w:r>
     </w:p>
-    <w:bookmarkEnd w:id="68"/>
-    <w:bookmarkStart w:id="69" w:name="likely-student-misconceptions"/>
+    <w:bookmarkEnd w:id="65"/>
+    <w:bookmarkStart w:id="66" w:name="common-misconceptions-1"/>
     <w:p>
       <w:pPr>
         <w:pStyle w:val="Heading3"/>
       </w:pPr>
       <w:r>
-        <w:t xml:space="preserve">5.3.8 Likely student misconceptions</w:t>
+        <w:t xml:space="preserve">5.3.8 Common misconceptions</w:t>
       </w:r>
     </w:p>
     <w:p>
@@ -3151,7 +3106,13 @@
         <w:br/>
       </w:r>
       <w:r>
-        <w:t xml:space="preserve">In interbank markets it typically settles T+2.</w:t>
+        <w:t xml:space="preserve">In interbank markets it typically settles T+2 (</w:t>
+      </w:r>
+      <w:r>
+        <w:t xml:space="preserve">“by day after tomorrow”</w:t>
+      </w:r>
+      <w:r>
+        <w:t xml:space="preserve">).</w:t>
       </w:r>
     </w:p>
     <w:p>
@@ -3212,40 +3173,6 @@
       </w:r>
       <w:r>
         <w:t xml:space="preserve">volume category because funding and liquidity management is constant.</w:t>
-      </w:r>
-    </w:p>
-    <w:bookmarkEnd w:id="69"/>
-    <w:bookmarkStart w:id="70" w:name="check-for-understanding"/>
-    <w:p>
-      <w:pPr>
-        <w:pStyle w:val="Heading3"/>
-      </w:pPr>
-      <w:r>
-        <w:t xml:space="preserve">5.3.9 Check for understanding</w:t>
-      </w:r>
-    </w:p>
-    <w:p>
-      <w:pPr>
-        <w:pStyle w:val="Compact"/>
-        <w:numPr>
-          <w:ilvl w:val="0"/>
-          <w:numId w:val="1028"/>
-        </w:numPr>
-      </w:pPr>
-      <w:r>
-        <w:t xml:space="preserve">A U.S. firm will pay JPY in 3 months. What FX instrument most directly locks in the USD cost today?</w:t>
-      </w:r>
-    </w:p>
-    <w:p>
-      <w:pPr>
-        <w:pStyle w:val="Compact"/>
-        <w:numPr>
-          <w:ilvl w:val="0"/>
-          <w:numId w:val="1028"/>
-        </w:numPr>
-      </w:pPr>
-      <w:r>
-        <w:t xml:space="preserve">Why might a bank use swaps repeatedly rather than a single long-dated forward?</w:t>
       </w:r>
     </w:p>
     <w:p>
@@ -3255,9 +3182,9 @@
         </w:pict>
       </w:r>
     </w:p>
-    <w:bookmarkEnd w:id="70"/>
-    <w:bookmarkEnd w:id="71"/>
-    <w:bookmarkStart w:id="98" w:name="foreign-exchange-rates-and-quotations"/>
+    <w:bookmarkEnd w:id="66"/>
+    <w:bookmarkEnd w:id="67"/>
+    <w:bookmarkStart w:id="87" w:name="foreign-exchange-rates-and-quotations"/>
     <w:p>
       <w:pPr>
         <w:pStyle w:val="Heading2"/>
@@ -3266,7 +3193,7 @@
         <w:t xml:space="preserve">5.4 Foreign Exchange Rates and Quotations</w:t>
       </w:r>
     </w:p>
-    <w:bookmarkStart w:id="72" w:name="currency-symbols-and-iso-codes"/>
+    <w:bookmarkStart w:id="68" w:name="currency-symbols-and-iso-codes"/>
     <w:p>
       <w:pPr>
         <w:pStyle w:val="Heading3"/>
@@ -3288,7 +3215,7 @@
         <w:pStyle w:val="Compact"/>
         <w:numPr>
           <w:ilvl w:val="0"/>
-          <w:numId w:val="1029"/>
+          <w:numId w:val="1028"/>
         </w:numPr>
       </w:pPr>
       <w:r>
@@ -3300,7 +3227,7 @@
         <w:pStyle w:val="Compact"/>
         <w:numPr>
           <w:ilvl w:val="0"/>
-          <w:numId w:val="1029"/>
+          <w:numId w:val="1028"/>
         </w:numPr>
       </w:pPr>
       <w:r>
@@ -3325,8 +3252,8 @@
         <w:t xml:space="preserve">In institutional electronic trading, ISO codes dominate.</w:t>
       </w:r>
     </w:p>
-    <w:bookmarkEnd w:id="72"/>
-    <w:bookmarkStart w:id="73" w:name="X69188840c7cb1bcaadb26a64358754f1d3e7fcf"/>
+    <w:bookmarkEnd w:id="68"/>
+    <w:bookmarkStart w:id="69" w:name="X69188840c7cb1bcaadb26a64358754f1d3e7fcf"/>
     <w:p>
       <w:pPr>
         <w:pStyle w:val="Heading3"/>
@@ -3398,6 +3325,226 @@
         <w:pStyle w:val="Compact"/>
         <w:numPr>
           <w:ilvl w:val="0"/>
+          <w:numId w:val="1029"/>
+        </w:numPr>
+      </w:pPr>
+      <w:r>
+        <w:rPr>
+          <w:b/>
+          <w:bCs/>
+        </w:rPr>
+        <w:t xml:space="preserve">Base (unit) currency</w:t>
+      </w:r>
+      <w:r>
+        <w:t xml:space="preserve">: CUR_1 (the</w:t>
+      </w:r>
+      <w:r>
+        <w:t xml:space="preserve"> </w:t>
+      </w:r>
+      <w:r>
+        <w:t xml:space="preserve">“1 unit”</w:t>
+      </w:r>
+      <w:r>
+        <w:t xml:space="preserve"> </w:t>
+      </w:r>
+      <w:r>
+        <w:t xml:space="preserve">currency)</w:t>
+      </w:r>
+    </w:p>
+    <w:p>
+      <w:pPr>
+        <w:pStyle w:val="Compact"/>
+        <w:numPr>
+          <w:ilvl w:val="0"/>
+          <w:numId w:val="1029"/>
+        </w:numPr>
+      </w:pPr>
+      <w:r>
+        <w:rPr>
+          <w:b/>
+          <w:bCs/>
+        </w:rPr>
+        <w:t xml:space="preserve">Quote (price) currency</w:t>
+      </w:r>
+      <w:r>
+        <w:t xml:space="preserve">: CUR_2 (how many units you pay to get 1 unit of base)</w:t>
+      </w:r>
+    </w:p>
+    <w:p>
+      <w:pPr>
+        <w:pStyle w:val="FirstParagraph"/>
+      </w:pPr>
+      <w:r>
+        <w:t xml:space="preserve">Example:</w:t>
+      </w:r>
+      <w:r>
+        <w:t xml:space="preserve"> </w:t>
+      </w:r>
+      <w:r>
+        <w:rPr>
+          <w:b/>
+          <w:bCs/>
+        </w:rPr>
+        <w:t xml:space="preserve">EUR/USD 1.2174</w:t>
+      </w:r>
+      <w:r>
+        <w:t xml:space="preserve"> </w:t>
+      </w:r>
+      <w:r>
+        <w:t xml:space="preserve">means 1 euro costs 1.2174 dollars.</w:t>
+      </w:r>
+    </w:p>
+    <w:bookmarkEnd w:id="69"/>
+    <w:bookmarkStart w:id="75" w:name="market-conventions"/>
+    <w:p>
+      <w:pPr>
+        <w:pStyle w:val="Heading3"/>
+      </w:pPr>
+      <w:r>
+        <w:t xml:space="preserve">5.4.3 Market conventions</w:t>
+      </w:r>
+    </w:p>
+    <w:p>
+      <w:pPr>
+        <w:pStyle w:val="FirstParagraph"/>
+      </w:pPr>
+      <w:r>
+        <w:t xml:space="preserve">Different conventions can describe the same economic price.</w:t>
+      </w:r>
+    </w:p>
+    <w:bookmarkStart w:id="70" w:name="european-terms"/>
+    <w:p>
+      <w:pPr>
+        <w:pStyle w:val="Heading4"/>
+      </w:pPr>
+      <w:r>
+        <w:t xml:space="preserve">5.4.3.1 European terms</w:t>
+      </w:r>
+    </w:p>
+    <w:p>
+      <w:pPr>
+        <w:pStyle w:val="FirstParagraph"/>
+      </w:pPr>
+      <w:r>
+        <w:t xml:space="preserve">“Foreign currency per 1 USD”</w:t>
+      </w:r>
+      <w:r>
+        <w:t xml:space="preserve"> </w:t>
+      </w:r>
+      <w:r>
+        <w:t xml:space="preserve">(USD is the base).</w:t>
+      </w:r>
+      <w:r>
+        <w:br/>
+      </w:r>
+      <w:r>
+        <w:t xml:space="preserve">Example: USD/JPY 130.00 means USD 1 = JPY 130.</w:t>
+      </w:r>
+    </w:p>
+    <w:bookmarkEnd w:id="70"/>
+    <w:bookmarkStart w:id="71" w:name="american-terms"/>
+    <w:p>
+      <w:pPr>
+        <w:pStyle w:val="Heading4"/>
+      </w:pPr>
+      <w:r>
+        <w:t xml:space="preserve">5.4.3.2 American terms</w:t>
+      </w:r>
+    </w:p>
+    <w:p>
+      <w:pPr>
+        <w:pStyle w:val="FirstParagraph"/>
+      </w:pPr>
+      <w:r>
+        <w:t xml:space="preserve">“USD per 1 unit of foreign currency”</w:t>
+      </w:r>
+      <w:r>
+        <w:t xml:space="preserve"> </w:t>
+      </w:r>
+      <w:r>
+        <w:t xml:space="preserve">(USD is the quote).</w:t>
+      </w:r>
+      <w:r>
+        <w:br/>
+      </w:r>
+      <w:r>
+        <w:t xml:space="preserve">Example: EUR/USD 1.10 means EUR 1 = USD 1.10.</w:t>
+      </w:r>
+    </w:p>
+    <w:bookmarkEnd w:id="71"/>
+    <w:bookmarkStart w:id="72" w:name="currency-nicknames"/>
+    <w:p>
+      <w:pPr>
+        <w:pStyle w:val="Heading4"/>
+      </w:pPr>
+      <w:r>
+        <w:t xml:space="preserve">5.4.3.3 Currency nicknames</w:t>
+      </w:r>
+    </w:p>
+    <w:p>
+      <w:pPr>
+        <w:pStyle w:val="FirstParagraph"/>
+      </w:pPr>
+      <w:r>
+        <w:t xml:space="preserve">You will see informal terms in markets and news (e.g.,</w:t>
+      </w:r>
+      <w:r>
+        <w:t xml:space="preserve"> </w:t>
+      </w:r>
+      <w:r>
+        <w:t xml:space="preserve">“cable”</w:t>
+      </w:r>
+      <w:r>
+        <w:t xml:space="preserve"> </w:t>
+      </w:r>
+      <w:r>
+        <w:t xml:space="preserve">for GBP/USD,</w:t>
+      </w:r>
+      <w:r>
+        <w:t xml:space="preserve"> </w:t>
+      </w:r>
+      <w:r>
+        <w:t xml:space="preserve">“kiwi”</w:t>
+      </w:r>
+      <w:r>
+        <w:t xml:space="preserve"> </w:t>
+      </w:r>
+      <w:r>
+        <w:t xml:space="preserve">for NZD). The key is to translate the nickname back to a base/quote pair.</w:t>
+      </w:r>
+    </w:p>
+    <w:bookmarkEnd w:id="72"/>
+    <w:bookmarkStart w:id="73" w:name="direct-and-indirect-quotations"/>
+    <w:p>
+      <w:pPr>
+        <w:pStyle w:val="Heading4"/>
+      </w:pPr>
+      <w:r>
+        <w:t xml:space="preserve">5.4.3.4 Direct and indirect quotations</w:t>
+      </w:r>
+    </w:p>
+    <w:p>
+      <w:pPr>
+        <w:pStyle w:val="FirstParagraph"/>
+      </w:pPr>
+      <w:r>
+        <w:t xml:space="preserve">These depend on who is</w:t>
+      </w:r>
+      <w:r>
+        <w:t xml:space="preserve"> </w:t>
+      </w:r>
+      <w:r>
+        <w:t xml:space="preserve">“home”</w:t>
+      </w:r>
+      <w:r>
+        <w:t xml:space="preserve">:</w:t>
+      </w:r>
+    </w:p>
+    <w:p>
+      <w:pPr>
+        <w:pStyle w:val="Compact"/>
+        <w:numPr>
+          <w:ilvl w:val="0"/>
           <w:numId w:val="1030"/>
         </w:numPr>
       </w:pPr>
@@ -3406,22 +3553,10 @@
           <w:b/>
           <w:bCs/>
         </w:rPr>
-        <w:t xml:space="preserve">Base (unit) currency</w:t>
-      </w:r>
-      <w:r>
-        <w:t xml:space="preserve">: CUR_1 (the</w:t>
-      </w:r>
-      <w:r>
-        <w:t xml:space="preserve"> </w:t>
-      </w:r>
-      <w:r>
-        <w:t xml:space="preserve">“1 unit”</w:t>
-      </w:r>
-      <w:r>
-        <w:t xml:space="preserve"> </w:t>
-      </w:r>
-      <w:r>
-        <w:t xml:space="preserve">currency)</w:t>
+        <w:t xml:space="preserve">Direct quote</w:t>
+      </w:r>
+      <w:r>
+        <w:t xml:space="preserve">: home currency price of 1 unit of foreign currency.</w:t>
       </w:r>
     </w:p>
     <w:p>
@@ -3437,10 +3572,10 @@
           <w:b/>
           <w:bCs/>
         </w:rPr>
-        <w:t xml:space="preserve">Quote (price) currency</w:t>
-      </w:r>
-      <w:r>
-        <w:t xml:space="preserve">: CUR_2 (how many units you pay to get 1 unit of base)</w:t>
+        <w:t xml:space="preserve">Indirect quote</w:t>
+      </w:r>
+      <w:r>
+        <w:t xml:space="preserve">: foreign currency price of 1 unit of home currency.</w:t>
       </w:r>
     </w:p>
     <w:p>
@@ -3448,33 +3583,79 @@
         <w:pStyle w:val="FirstParagraph"/>
       </w:pPr>
       <w:r>
-        <w:t xml:space="preserve">Example:</w:t>
-      </w:r>
-      <w:r>
-        <w:t xml:space="preserve"> </w:t>
-      </w:r>
-      <w:r>
-        <w:rPr>
-          <w:b/>
-          <w:bCs/>
-        </w:rPr>
-        <w:t xml:space="preserve">EUR/USD 1.2174</w:t>
-      </w:r>
-      <w:r>
-        <w:t xml:space="preserve"> </w:t>
-      </w:r>
-      <w:r>
-        <w:t xml:space="preserve">means 1 euro costs 1.2174 dollars.</w:t>
+        <w:t xml:space="preserve">For a U.S. resident,</w:t>
+      </w:r>
+      <w:r>
+        <w:t xml:space="preserve"> </w:t>
+      </w:r>
+      <m:oMath>
+        <m:r>
+          <m:rPr>
+            <m:nor/>
+            <m:sty m:val="p"/>
+          </m:rPr>
+          <m:t>USD</m:t>
+        </m:r>
+        <m:r>
+          <m:rPr>
+            <m:sty m:val="p"/>
+          </m:rPr>
+          <m:t>/</m:t>
+        </m:r>
+        <m:r>
+          <m:rPr>
+            <m:nor/>
+            <m:sty m:val="p"/>
+          </m:rPr>
+          <m:t>EUR</m:t>
+        </m:r>
+      </m:oMath>
+      <w:r>
+        <w:t xml:space="preserve"> </w:t>
+      </w:r>
+      <w:r>
+        <w:t xml:space="preserve">is direct;</w:t>
+      </w:r>
+      <w:r>
+        <w:t xml:space="preserve"> </w:t>
+      </w:r>
+      <m:oMath>
+        <m:r>
+          <m:rPr>
+            <m:nor/>
+            <m:sty m:val="p"/>
+          </m:rPr>
+          <m:t>EUR</m:t>
+        </m:r>
+        <m:r>
+          <m:rPr>
+            <m:sty m:val="p"/>
+          </m:rPr>
+          <m:t>/</m:t>
+        </m:r>
+        <m:r>
+          <m:rPr>
+            <m:nor/>
+            <m:sty m:val="p"/>
+          </m:rPr>
+          <m:t>USD</m:t>
+        </m:r>
+      </m:oMath>
+      <w:r>
+        <w:t xml:space="preserve"> </w:t>
+      </w:r>
+      <w:r>
+        <w:t xml:space="preserve">is indirect.</w:t>
       </w:r>
     </w:p>
     <w:bookmarkEnd w:id="73"/>
-    <w:bookmarkStart w:id="85" w:name="market-conventions"/>
-    <w:p>
-      <w:pPr>
-        <w:pStyle w:val="Heading3"/>
-      </w:pPr>
-      <w:r>
-        <w:t xml:space="preserve">5.4.3 Market conventions</w:t>
+    <w:bookmarkStart w:id="74" w:name="bid-and-ask-rates"/>
+    <w:p>
+      <w:pPr>
+        <w:pStyle w:val="Heading4"/>
+      </w:pPr>
+      <w:r>
+        <w:t xml:space="preserve">5.4.3.5 Bid and ask rates</w:t>
       </w:r>
     </w:p>
     <w:p>
@@ -3482,16 +3663,45 @@
         <w:pStyle w:val="FirstParagraph"/>
       </w:pPr>
       <w:r>
-        <w:t xml:space="preserve">Different conventions can describe the same economic price.</w:t>
-      </w:r>
-    </w:p>
-    <w:bookmarkStart w:id="74" w:name="european-terms"/>
-    <w:p>
-      <w:pPr>
-        <w:pStyle w:val="Heading4"/>
-      </w:pPr>
-      <w:r>
-        <w:t xml:space="preserve">5.4.3.1 European terms</w:t>
+        <w:t xml:space="preserve">Interbank quotes are two-sided:</w:t>
+      </w:r>
+    </w:p>
+    <w:p>
+      <w:pPr>
+        <w:pStyle w:val="Compact"/>
+        <w:numPr>
+          <w:ilvl w:val="0"/>
+          <w:numId w:val="1031"/>
+        </w:numPr>
+      </w:pPr>
+      <w:r>
+        <w:rPr>
+          <w:b/>
+          <w:bCs/>
+        </w:rPr>
+        <w:t xml:space="preserve">Bid</w:t>
+      </w:r>
+      <w:r>
+        <w:t xml:space="preserve">: dealer buys the base currency (you sell it to the dealer)</w:t>
+      </w:r>
+    </w:p>
+    <w:p>
+      <w:pPr>
+        <w:pStyle w:val="Compact"/>
+        <w:numPr>
+          <w:ilvl w:val="0"/>
+          <w:numId w:val="1031"/>
+        </w:numPr>
+      </w:pPr>
+      <w:r>
+        <w:rPr>
+          <w:b/>
+          <w:bCs/>
+        </w:rPr>
+        <w:t xml:space="preserve">Ask (offer)</w:t>
+      </w:r>
+      <w:r>
+        <w:t xml:space="preserve">: dealer sells the base currency (you buy it from the dealer)</w:t>
       </w:r>
     </w:p>
     <w:p>
@@ -3499,206 +3709,7 @@
         <w:pStyle w:val="FirstParagraph"/>
       </w:pPr>
       <w:r>
-        <w:t xml:space="preserve">“Foreign currency per 1 USD”</w:t>
-      </w:r>
-      <w:r>
-        <w:t xml:space="preserve"> </w:t>
-      </w:r>
-      <w:r>
-        <w:t xml:space="preserve">(USD is the base).</w:t>
-      </w:r>
-      <w:r>
-        <w:br/>
-      </w:r>
-      <w:r>
-        <w:t xml:space="preserve">Example: USD/JPY 130.00 means USD 1 = JPY 130.</w:t>
-      </w:r>
-    </w:p>
-    <w:bookmarkEnd w:id="74"/>
-    <w:bookmarkStart w:id="75" w:name="american-terms"/>
-    <w:p>
-      <w:pPr>
-        <w:pStyle w:val="Heading4"/>
-      </w:pPr>
-      <w:r>
-        <w:t xml:space="preserve">5.4.3.2 American terms</w:t>
-      </w:r>
-    </w:p>
-    <w:p>
-      <w:pPr>
-        <w:pStyle w:val="FirstParagraph"/>
-      </w:pPr>
-      <w:r>
-        <w:t xml:space="preserve">“USD per 1 unit of foreign currency”</w:t>
-      </w:r>
-      <w:r>
-        <w:t xml:space="preserve"> </w:t>
-      </w:r>
-      <w:r>
-        <w:t xml:space="preserve">(USD is the quote).</w:t>
-      </w:r>
-      <w:r>
-        <w:br/>
-      </w:r>
-      <w:r>
-        <w:t xml:space="preserve">Example: EUR/USD 1.10 means EUR 1 = USD 1.10.</w:t>
-      </w:r>
-    </w:p>
-    <w:bookmarkEnd w:id="75"/>
-    <w:bookmarkStart w:id="76" w:name="currency-nicknames"/>
-    <w:p>
-      <w:pPr>
-        <w:pStyle w:val="Heading4"/>
-      </w:pPr>
-      <w:r>
-        <w:t xml:space="preserve">5.4.3.3 Currency nicknames</w:t>
-      </w:r>
-    </w:p>
-    <w:p>
-      <w:pPr>
-        <w:pStyle w:val="FirstParagraph"/>
-      </w:pPr>
-      <w:r>
-        <w:t xml:space="preserve">You will see informal terms in markets and news (e.g.,</w:t>
-      </w:r>
-      <w:r>
-        <w:t xml:space="preserve"> </w:t>
-      </w:r>
-      <w:r>
-        <w:t xml:space="preserve">“cable”</w:t>
-      </w:r>
-      <w:r>
-        <w:t xml:space="preserve"> </w:t>
-      </w:r>
-      <w:r>
-        <w:t xml:space="preserve">for GBP/USD,</w:t>
-      </w:r>
-      <w:r>
-        <w:t xml:space="preserve"> </w:t>
-      </w:r>
-      <w:r>
-        <w:t xml:space="preserve">“kiwi”</w:t>
-      </w:r>
-      <w:r>
-        <w:t xml:space="preserve"> </w:t>
-      </w:r>
-      <w:r>
-        <w:t xml:space="preserve">for NZD). The key is to translate the nickname back to a base/quote pair.</w:t>
-      </w:r>
-    </w:p>
-    <w:bookmarkEnd w:id="76"/>
-    <w:bookmarkStart w:id="77" w:name="direct-and-indirect-quotations"/>
-    <w:p>
-      <w:pPr>
-        <w:pStyle w:val="Heading4"/>
-      </w:pPr>
-      <w:r>
-        <w:t xml:space="preserve">5.4.3.4 Direct and indirect quotations</w:t>
-      </w:r>
-    </w:p>
-    <w:p>
-      <w:pPr>
-        <w:pStyle w:val="FirstParagraph"/>
-      </w:pPr>
-      <w:r>
-        <w:t xml:space="preserve">These depend on who is</w:t>
-      </w:r>
-      <w:r>
-        <w:t xml:space="preserve"> </w:t>
-      </w:r>
-      <w:r>
-        <w:t xml:space="preserve">“home”</w:t>
-      </w:r>
-      <w:r>
-        <w:t xml:space="preserve">:</w:t>
-      </w:r>
-    </w:p>
-    <w:p>
-      <w:pPr>
-        <w:pStyle w:val="Compact"/>
-        <w:numPr>
-          <w:ilvl w:val="0"/>
-          <w:numId w:val="1031"/>
-        </w:numPr>
-      </w:pPr>
-      <w:r>
-        <w:rPr>
-          <w:b/>
-          <w:bCs/>
-        </w:rPr>
-        <w:t xml:space="preserve">Direct quote</w:t>
-      </w:r>
-      <w:r>
-        <w:t xml:space="preserve">: home currency price of 1 unit of foreign currency.</w:t>
-      </w:r>
-    </w:p>
-    <w:p>
-      <w:pPr>
-        <w:pStyle w:val="Compact"/>
-        <w:numPr>
-          <w:ilvl w:val="0"/>
-          <w:numId w:val="1031"/>
-        </w:numPr>
-      </w:pPr>
-      <w:r>
-        <w:rPr>
-          <w:b/>
-          <w:bCs/>
-        </w:rPr>
-        <w:t xml:space="preserve">Indirect quote</w:t>
-      </w:r>
-      <w:r>
-        <w:t xml:space="preserve">: foreign currency price of 1 unit of home currency.</w:t>
-      </w:r>
-    </w:p>
-    <w:p>
-      <w:pPr>
-        <w:pStyle w:val="FirstParagraph"/>
-      </w:pPr>
-      <w:r>
-        <w:t xml:space="preserve">For a U.S. resident,</w:t>
-      </w:r>
-      <w:r>
-        <w:t xml:space="preserve"> </w:t>
-      </w:r>
-      <w:r>
-        <w:t xml:space="preserve">/</w:t>
-      </w:r>
-      <w:r>
-        <w:t xml:space="preserve"> </w:t>
-      </w:r>
-      <w:r>
-        <w:t xml:space="preserve">is direct;</w:t>
-      </w:r>
-      <w:r>
-        <w:t xml:space="preserve"> </w:t>
-      </w:r>
-      <w:r>
-        <w:t xml:space="preserve">/</w:t>
-      </w:r>
-      <w:r>
-        <w:t xml:space="preserve"> </w:t>
-      </w:r>
-      <w:r>
-        <w:t xml:space="preserve">is indirect.</w:t>
-      </w:r>
-    </w:p>
-    <w:bookmarkEnd w:id="77"/>
-    <w:bookmarkStart w:id="84" w:name="bid-and-ask-rates"/>
-    <w:p>
-      <w:pPr>
-        <w:pStyle w:val="Heading4"/>
-      </w:pPr>
-      <w:r>
-        <w:t xml:space="preserve">5.4.3.5 Bid and ask rates</w:t>
-      </w:r>
-    </w:p>
-    <w:p>
-      <w:pPr>
-        <w:pStyle w:val="FirstParagraph"/>
-      </w:pPr>
-      <w:r>
-        <w:t xml:space="preserve">Interbank quotes are two-sided:</w:t>
+        <w:t xml:space="preserve">A useful operational rule:</w:t>
       </w:r>
     </w:p>
     <w:p>
@@ -3707,107 +3718,6 @@
         <w:numPr>
           <w:ilvl w:val="0"/>
           <w:numId w:val="1032"/>
-        </w:numPr>
-      </w:pPr>
-      <w:r>
-        <w:rPr>
-          <w:b/>
-          <w:bCs/>
-        </w:rPr>
-        <w:t xml:space="preserve">Bid</w:t>
-      </w:r>
-      <w:r>
-        <w:t xml:space="preserve">: dealer buys the base currency (you sell it to the dealer)</w:t>
-      </w:r>
-    </w:p>
-    <w:p>
-      <w:pPr>
-        <w:pStyle w:val="Compact"/>
-        <w:numPr>
-          <w:ilvl w:val="0"/>
-          <w:numId w:val="1032"/>
-        </w:numPr>
-      </w:pPr>
-      <w:r>
-        <w:rPr>
-          <w:b/>
-          <w:bCs/>
-        </w:rPr>
-        <w:t xml:space="preserve">Ask (offer)</w:t>
-      </w:r>
-      <w:r>
-        <w:t xml:space="preserve">: dealer sells the base currency (you buy it from the dealer)</w:t>
-      </w:r>
-    </w:p>
-    <w:p>
-      <w:pPr>
-        <w:pStyle w:val="CaptionedFigure"/>
-      </w:pPr>
-      <w:r>
-        <w:drawing>
-          <wp:inline>
-            <wp:extent cx="4267200" cy="3200399"/>
-            <wp:effectExtent b="0" l="0" r="0" t="0"/>
-            <wp:docPr descr="Bid, Ask, and Mid-Point Quotation" title="" id="79" name="Picture"/>
-            <a:graphic>
-              <a:graphicData uri="http://schemas.openxmlformats.org/drawingml/2006/picture">
-                <pic:pic>
-                  <pic:nvPicPr>
-                    <pic:cNvPr descr="../assets/images/Ch05/Exhibit_5.10_bid_ask_midpoint.png" id="80" name="Picture"/>
-                    <pic:cNvPicPr>
-                      <a:picLocks noChangeArrowheads="1" noChangeAspect="1"/>
-                    </pic:cNvPicPr>
-                  </pic:nvPicPr>
-                  <pic:blipFill>
-                    <a:blip r:embed="rId78"/>
-                    <a:stretch>
-                      <a:fillRect/>
-                    </a:stretch>
-                  </pic:blipFill>
-                  <pic:spPr bwMode="auto">
-                    <a:xfrm>
-                      <a:off x="0" y="0"/>
-                      <a:ext cx="4267200" cy="3200399"/>
-                    </a:xfrm>
-                    <a:prstGeom prst="rect">
-                      <a:avLst/>
-                    </a:prstGeom>
-                    <a:noFill/>
-                    <a:ln w="9525">
-                      <a:noFill/>
-                      <a:headEnd/>
-                      <a:tailEnd/>
-                    </a:ln>
-                  </pic:spPr>
-                </pic:pic>
-              </a:graphicData>
-            </a:graphic>
-          </wp:inline>
-        </w:drawing>
-      </w:r>
-    </w:p>
-    <w:p>
-      <w:pPr>
-        <w:pStyle w:val="ImageCaption"/>
-      </w:pPr>
-      <w:r>
-        <w:t xml:space="preserve">Bid, Ask, and Mid-Point Quotation</w:t>
-      </w:r>
-    </w:p>
-    <w:p>
-      <w:pPr>
-        <w:pStyle w:val="BodyText"/>
-      </w:pPr>
-      <w:r>
-        <w:t xml:space="preserve">A useful operational rule:</w:t>
-      </w:r>
-    </w:p>
-    <w:p>
-      <w:pPr>
-        <w:pStyle w:val="Compact"/>
-        <w:numPr>
-          <w:ilvl w:val="0"/>
-          <w:numId w:val="1033"/>
         </w:numPr>
       </w:pPr>
       <w:r>
@@ -3820,57 +3730,39 @@
     </w:p>
     <w:p>
       <w:pPr>
-        <w:pStyle w:val="CaptionedFigure"/>
-      </w:pPr>
-      <w:r>
-        <w:drawing>
-          <wp:inline>
-            <wp:extent cx="4800600" cy="3600450"/>
-            <wp:effectExtent b="0" l="0" r="0" t="0"/>
-            <wp:docPr descr="Exchange Rates: New York Closing Snapshot" title="" id="82" name="Picture"/>
-            <a:graphic>
-              <a:graphicData uri="http://schemas.openxmlformats.org/drawingml/2006/picture">
-                <pic:pic>
-                  <pic:nvPicPr>
-                    <pic:cNvPr descr="../assets/images/Ch05/Exhibit_5.11_WSJ_closing_snapshot.png" id="83" name="Picture"/>
-                    <pic:cNvPicPr>
-                      <a:picLocks noChangeArrowheads="1" noChangeAspect="1"/>
-                    </pic:cNvPicPr>
-                  </pic:nvPicPr>
-                  <pic:blipFill>
-                    <a:blip r:embed="rId81"/>
-                    <a:stretch>
-                      <a:fillRect/>
-                    </a:stretch>
-                  </pic:blipFill>
-                  <pic:spPr bwMode="auto">
-                    <a:xfrm>
-                      <a:off x="0" y="0"/>
-                      <a:ext cx="4800600" cy="3600450"/>
-                    </a:xfrm>
-                    <a:prstGeom prst="rect">
-                      <a:avLst/>
-                    </a:prstGeom>
-                    <a:noFill/>
-                    <a:ln w="9525">
-                      <a:noFill/>
-                      <a:headEnd/>
-                      <a:tailEnd/>
-                    </a:ln>
-                  </pic:spPr>
-                </pic:pic>
-              </a:graphicData>
-            </a:graphic>
-          </wp:inline>
-        </w:drawing>
-      </w:r>
-    </w:p>
-    <w:p>
-      <w:pPr>
-        <w:pStyle w:val="ImageCaption"/>
-      </w:pPr>
-      <w:r>
-        <w:t xml:space="preserve">Exchange Rates: New York Closing Snapshot</w:t>
+        <w:pStyle w:val="FirstParagraph"/>
+      </w:pPr>
+      <w:r>
+        <w:rPr>
+          <w:b/>
+          <w:bCs/>
+        </w:rPr>
+        <w:t xml:space="preserve">Why do spreads exist?</w:t>
+      </w:r>
+      <w:r>
+        <w:t xml:space="preserve"> </w:t>
+      </w:r>
+      <w:r>
+        <w:t xml:space="preserve">processing costs, inventory costs, volatility, and market competition/liquidity.</w:t>
+      </w:r>
+    </w:p>
+    <w:bookmarkEnd w:id="74"/>
+    <w:bookmarkEnd w:id="75"/>
+    <w:bookmarkStart w:id="76" w:name="cross-rates"/>
+    <w:p>
+      <w:pPr>
+        <w:pStyle w:val="Heading3"/>
+      </w:pPr>
+      <w:r>
+        <w:t xml:space="preserve">5.4.4 Cross rates</w:t>
+      </w:r>
+    </w:p>
+    <w:p>
+      <w:pPr>
+        <w:pStyle w:val="FirstParagraph"/>
+      </w:pPr>
+      <w:r>
+        <w:t xml:space="preserve">Many currency pairs are thinly traded. Their rate is often implied via a third currency (commonly USD).</w:t>
       </w:r>
     </w:p>
     <w:p>
@@ -3878,36 +3770,7 @@
         <w:pStyle w:val="BodyText"/>
       </w:pPr>
       <w:r>
-        <w:rPr>
-          <w:b/>
-          <w:bCs/>
-        </w:rPr>
-        <w:t xml:space="preserve">Why do spreads exist?</w:t>
-      </w:r>
-      <w:r>
-        <w:t xml:space="preserve"> </w:t>
-      </w:r>
-      <w:r>
-        <w:t xml:space="preserve">processing costs, inventory costs, volatility, and market competition/liquidity.</w:t>
-      </w:r>
-    </w:p>
-    <w:bookmarkEnd w:id="84"/>
-    <w:bookmarkEnd w:id="85"/>
-    <w:bookmarkStart w:id="86" w:name="cross-rates"/>
-    <w:p>
-      <w:pPr>
-        <w:pStyle w:val="Heading3"/>
-      </w:pPr>
-      <w:r>
-        <w:t xml:space="preserve">5.4.4 Cross rates</w:t>
-      </w:r>
-    </w:p>
-    <w:p>
-      <w:pPr>
-        <w:pStyle w:val="FirstParagraph"/>
-      </w:pPr>
-      <w:r>
-        <w:t xml:space="preserve">Many currency pairs are thinly traded. Their rate is often implied via a third currency (commonly USD).</w:t>
+        <w:t xml:space="preserve">Example logic:</w:t>
       </w:r>
     </w:p>
     <w:p>
@@ -3915,22 +3778,33 @@
         <w:pStyle w:val="BodyText"/>
       </w:pPr>
       <w:r>
-        <w:t xml:space="preserve">Example logic:</w:t>
-      </w:r>
-    </w:p>
-    <w:p>
-      <w:pPr>
-        <w:pStyle w:val="BodyText"/>
-      </w:pPr>
-      <w:r>
         <w:t xml:space="preserve">If you know</w:t>
       </w:r>
       <w:r>
         <w:t xml:space="preserve"> </w:t>
       </w:r>
-      <w:r>
-        <w:t xml:space="preserve">/</w:t>
-      </w:r>
+      <m:oMath>
+        <m:r>
+          <m:rPr>
+            <m:nor/>
+            <m:sty m:val="p"/>
+          </m:rPr>
+          <m:t>USD</m:t>
+        </m:r>
+        <m:r>
+          <m:rPr>
+            <m:sty m:val="p"/>
+          </m:rPr>
+          <m:t>/</m:t>
+        </m:r>
+        <m:r>
+          <m:rPr>
+            <m:nor/>
+            <m:sty m:val="p"/>
+          </m:rPr>
+          <m:t>EUR</m:t>
+        </m:r>
+      </m:oMath>
       <w:r>
         <w:t xml:space="preserve"> </w:t>
       </w:r>
@@ -3940,9 +3814,28 @@
       <w:r>
         <w:t xml:space="preserve"> </w:t>
       </w:r>
-      <w:r>
-        <w:t xml:space="preserve">/</w:t>
-      </w:r>
+      <m:oMath>
+        <m:r>
+          <m:rPr>
+            <m:nor/>
+            <m:sty m:val="p"/>
+          </m:rPr>
+          <m:t>USD</m:t>
+        </m:r>
+        <m:r>
+          <m:rPr>
+            <m:sty m:val="p"/>
+          </m:rPr>
+          <m:t>/</m:t>
+        </m:r>
+        <m:r>
+          <m:rPr>
+            <m:nor/>
+            <m:sty m:val="p"/>
+          </m:rPr>
+          <m:t>GBP</m:t>
+        </m:r>
+      </m:oMath>
       <w:r>
         <w:t xml:space="preserve">, then</w:t>
       </w:r>
@@ -4042,8 +3935,8 @@
         <w:t xml:space="preserve">(Keep track of units like you would in dimensional analysis.)</w:t>
       </w:r>
     </w:p>
-    <w:bookmarkEnd w:id="86"/>
-    <w:bookmarkStart w:id="90" w:name="intermarket-triangular-arbitrage"/>
+    <w:bookmarkEnd w:id="76"/>
+    <w:bookmarkStart w:id="80" w:name="intermarket-triangular-arbitrage"/>
     <w:p>
       <w:pPr>
         <w:pStyle w:val="Heading3"/>
@@ -4069,18 +3962,18 @@
           <wp:inline>
             <wp:extent cx="4800600" cy="3600450"/>
             <wp:effectExtent b="0" l="0" r="0" t="0"/>
-            <wp:docPr descr="Triangular Arbitrage by a Market Trader" title="" id="88" name="Picture"/>
+            <wp:docPr descr="Triangular Arbitrage by a Market Trader" title="" id="78" name="Picture"/>
             <a:graphic>
               <a:graphicData uri="http://schemas.openxmlformats.org/drawingml/2006/picture">
                 <pic:pic>
                   <pic:nvPicPr>
-                    <pic:cNvPr descr="../assets/images/Ch05/Exhibit_5.12_triangular_arbitrage.png" id="89" name="Picture"/>
+                    <pic:cNvPr descr="../assets/images/Ch05/Exhibit_5.12_triangular_arbitrage.png" id="79" name="Picture"/>
                     <pic:cNvPicPr>
                       <a:picLocks noChangeArrowheads="1" noChangeAspect="1"/>
                     </pic:cNvPicPr>
                   </pic:nvPicPr>
                   <pic:blipFill>
-                    <a:blip r:embed="rId87"/>
+                    <a:blip r:embed="rId77"/>
                     <a:stretch>
                       <a:fillRect/>
                     </a:stretch>
@@ -4120,7 +4013,101 @@
         <w:pStyle w:val="BodyText"/>
       </w:pPr>
       <w:r>
-        <w:t xml:space="preserve">A safe teaching sequence:</w:t>
+        <w:t xml:space="preserve">An example of Arbitrage:</w:t>
+      </w:r>
+    </w:p>
+    <w:p>
+      <w:pPr>
+        <w:pStyle w:val="Compact"/>
+        <w:numPr>
+          <w:ilvl w:val="0"/>
+          <w:numId w:val="1033"/>
+        </w:numPr>
+      </w:pPr>
+      <w:r>
+        <w:t xml:space="preserve">Start with one currency (e.g., USD).</w:t>
+      </w:r>
+    </w:p>
+    <w:p>
+      <w:pPr>
+        <w:pStyle w:val="Compact"/>
+        <w:numPr>
+          <w:ilvl w:val="0"/>
+          <w:numId w:val="1033"/>
+        </w:numPr>
+      </w:pPr>
+      <w:r>
+        <w:t xml:space="preserve">Convert to a second currency at the dealer’s bid/ask.</w:t>
+      </w:r>
+    </w:p>
+    <w:p>
+      <w:pPr>
+        <w:pStyle w:val="Compact"/>
+        <w:numPr>
+          <w:ilvl w:val="0"/>
+          <w:numId w:val="1033"/>
+        </w:numPr>
+      </w:pPr>
+      <w:r>
+        <w:t xml:space="preserve">Convert to a third currency.</w:t>
+      </w:r>
+    </w:p>
+    <w:p>
+      <w:pPr>
+        <w:pStyle w:val="Compact"/>
+        <w:numPr>
+          <w:ilvl w:val="0"/>
+          <w:numId w:val="1033"/>
+        </w:numPr>
+      </w:pPr>
+      <w:r>
+        <w:t xml:space="preserve">Convert back to the original.</w:t>
+      </w:r>
+    </w:p>
+    <w:p>
+      <w:pPr>
+        <w:pStyle w:val="Compact"/>
+        <w:numPr>
+          <w:ilvl w:val="0"/>
+          <w:numId w:val="1033"/>
+        </w:numPr>
+      </w:pPr>
+      <w:r>
+        <w:t xml:space="preserve">If you end with more than you started (after costs), an arbitrage exists.</w:t>
+      </w:r>
+    </w:p>
+    <w:bookmarkEnd w:id="80"/>
+    <w:bookmarkStart w:id="85" w:name="forward-quotations"/>
+    <w:p>
+      <w:pPr>
+        <w:pStyle w:val="Heading3"/>
+      </w:pPr>
+      <w:r>
+        <w:t xml:space="preserve">5.4.6 Forward quotations</w:t>
+      </w:r>
+    </w:p>
+    <w:p>
+      <w:pPr>
+        <w:pStyle w:val="FirstParagraph"/>
+      </w:pPr>
+      <w:r>
+        <w:t xml:space="preserve">Forward rates are often quoted as</w:t>
+      </w:r>
+      <w:r>
+        <w:t xml:space="preserve"> </w:t>
+      </w:r>
+      <w:r>
+        <w:rPr>
+          <w:b/>
+          <w:bCs/>
+        </w:rPr>
+        <w:t xml:space="preserve">forward points</w:t>
+      </w:r>
+      <w:r>
+        <w:t xml:space="preserve"> </w:t>
+      </w:r>
+      <w:r>
+        <w:t xml:space="preserve">(or pips) relative to spot.</w:t>
       </w:r>
     </w:p>
     <w:p>
@@ -4132,7 +4119,19 @@
         </w:numPr>
       </w:pPr>
       <w:r>
-        <w:t xml:space="preserve">Start with one currency (e.g., USD).</w:t>
+        <w:t xml:space="preserve">Spot is quoted</w:t>
+      </w:r>
+      <w:r>
+        <w:t xml:space="preserve"> </w:t>
+      </w:r>
+      <w:r>
+        <w:t xml:space="preserve">“outright”</w:t>
+      </w:r>
+      <w:r>
+        <w:t xml:space="preserve"> </w:t>
+      </w:r>
+      <w:r>
+        <w:t xml:space="preserve">(all digits).</w:t>
       </w:r>
     </w:p>
     <w:p>
@@ -4141,112 +4140,6 @@
         <w:numPr>
           <w:ilvl w:val="0"/>
           <w:numId w:val="1034"/>
-        </w:numPr>
-      </w:pPr>
-      <w:r>
-        <w:t xml:space="preserve">Convert to a second currency at the dealer’s bid/ask.</w:t>
-      </w:r>
-    </w:p>
-    <w:p>
-      <w:pPr>
-        <w:pStyle w:val="Compact"/>
-        <w:numPr>
-          <w:ilvl w:val="0"/>
-          <w:numId w:val="1034"/>
-        </w:numPr>
-      </w:pPr>
-      <w:r>
-        <w:t xml:space="preserve">Convert to a third currency.</w:t>
-      </w:r>
-    </w:p>
-    <w:p>
-      <w:pPr>
-        <w:pStyle w:val="Compact"/>
-        <w:numPr>
-          <w:ilvl w:val="0"/>
-          <w:numId w:val="1034"/>
-        </w:numPr>
-      </w:pPr>
-      <w:r>
-        <w:t xml:space="preserve">Convert back to the original.</w:t>
-      </w:r>
-    </w:p>
-    <w:p>
-      <w:pPr>
-        <w:pStyle w:val="Compact"/>
-        <w:numPr>
-          <w:ilvl w:val="0"/>
-          <w:numId w:val="1034"/>
-        </w:numPr>
-      </w:pPr>
-      <w:r>
-        <w:t xml:space="preserve">If you end with more than you started (after costs), an arbitrage exists.</w:t>
-      </w:r>
-    </w:p>
-    <w:bookmarkEnd w:id="90"/>
-    <w:bookmarkStart w:id="95" w:name="forward-quotations"/>
-    <w:p>
-      <w:pPr>
-        <w:pStyle w:val="Heading3"/>
-      </w:pPr>
-      <w:r>
-        <w:t xml:space="preserve">5.4.6 Forward quotations</w:t>
-      </w:r>
-    </w:p>
-    <w:p>
-      <w:pPr>
-        <w:pStyle w:val="FirstParagraph"/>
-      </w:pPr>
-      <w:r>
-        <w:t xml:space="preserve">Forward rates are often quoted as</w:t>
-      </w:r>
-      <w:r>
-        <w:t xml:space="preserve"> </w:t>
-      </w:r>
-      <w:r>
-        <w:rPr>
-          <w:b/>
-          <w:bCs/>
-        </w:rPr>
-        <w:t xml:space="preserve">forward points</w:t>
-      </w:r>
-      <w:r>
-        <w:t xml:space="preserve"> </w:t>
-      </w:r>
-      <w:r>
-        <w:t xml:space="preserve">(or pips) relative to spot.</w:t>
-      </w:r>
-    </w:p>
-    <w:p>
-      <w:pPr>
-        <w:pStyle w:val="Compact"/>
-        <w:numPr>
-          <w:ilvl w:val="0"/>
-          <w:numId w:val="1035"/>
-        </w:numPr>
-      </w:pPr>
-      <w:r>
-        <w:t xml:space="preserve">Spot is quoted</w:t>
-      </w:r>
-      <w:r>
-        <w:t xml:space="preserve"> </w:t>
-      </w:r>
-      <w:r>
-        <w:t xml:space="preserve">“outright”</w:t>
-      </w:r>
-      <w:r>
-        <w:t xml:space="preserve"> </w:t>
-      </w:r>
-      <w:r>
-        <w:t xml:space="preserve">(all digits).</w:t>
-      </w:r>
-    </w:p>
-    <w:p>
-      <w:pPr>
-        <w:pStyle w:val="Compact"/>
-        <w:numPr>
-          <w:ilvl w:val="0"/>
-          <w:numId w:val="1035"/>
         </w:numPr>
       </w:pPr>
       <w:r>
@@ -4278,18 +4171,18 @@
           <wp:inline>
             <wp:extent cx="4800600" cy="3600450"/>
             <wp:effectExtent b="0" l="0" r="0" t="0"/>
-            <wp:docPr descr="Spot and Forward Quotations for the Euro and Japanese Yen" title="" id="92" name="Picture"/>
+            <wp:docPr descr="Spot and Forward Quotations for the Euro and Japanese Yen" title="" id="82" name="Picture"/>
             <a:graphic>
               <a:graphicData uri="http://schemas.openxmlformats.org/drawingml/2006/picture">
                 <pic:pic>
                   <pic:nvPicPr>
-                    <pic:cNvPr descr="../assets/images/Ch05/Exhibit_5.13_spot_forward_quotes.png" id="93" name="Picture"/>
+                    <pic:cNvPr descr="../assets/images/Ch05/Exhibit_5.13_spot_forward_quotes.png" id="83" name="Picture"/>
                     <pic:cNvPicPr>
                       <a:picLocks noChangeArrowheads="1" noChangeAspect="1"/>
                     </pic:cNvPicPr>
                   </pic:nvPicPr>
                   <pic:blipFill>
-                    <a:blip r:embed="rId91"/>
+                    <a:blip r:embed="rId81"/>
                     <a:stretch>
                       <a:fillRect/>
                     </a:stretch>
@@ -4324,7 +4217,7 @@
         <w:t xml:space="preserve">Spot and Forward Quotations for the Euro and Japanese Yen</w:t>
       </w:r>
     </w:p>
-    <w:bookmarkStart w:id="94" w:name="forward-premiumdiscount-annualized"/>
+    <w:bookmarkStart w:id="84" w:name="forward-premiumdiscount-annualized"/>
     <w:p>
       <w:pPr>
         <w:pStyle w:val="Heading4"/>
@@ -4426,27 +4319,115 @@
         <w:pStyle w:val="Compact"/>
         <w:numPr>
           <w:ilvl w:val="0"/>
+          <w:numId w:val="1035"/>
+        </w:numPr>
+      </w:pPr>
+      <w:r>
+        <w:t xml:space="preserve">If (F &gt; S): the foreign currency is at a</w:t>
+      </w:r>
+      <w:r>
+        <w:t xml:space="preserve"> </w:t>
+      </w:r>
+      <w:r>
+        <w:rPr>
+          <w:b/>
+          <w:bCs/>
+        </w:rPr>
+        <w:t xml:space="preserve">forward premium</w:t>
+      </w:r>
+      <w:r>
+        <w:t xml:space="preserve"> </w:t>
+      </w:r>
+      <w:r>
+        <w:t xml:space="preserve">(in American terms).</w:t>
+      </w:r>
+    </w:p>
+    <w:p>
+      <w:pPr>
+        <w:pStyle w:val="Compact"/>
+        <w:numPr>
+          <w:ilvl w:val="0"/>
+          <w:numId w:val="1035"/>
+        </w:numPr>
+      </w:pPr>
+      <w:r>
+        <w:t xml:space="preserve">If (F &lt; S): it is at a</w:t>
+      </w:r>
+      <w:r>
+        <w:t xml:space="preserve"> </w:t>
+      </w:r>
+      <w:r>
+        <w:rPr>
+          <w:b/>
+          <w:bCs/>
+        </w:rPr>
+        <w:t xml:space="preserve">forward discount</w:t>
+      </w:r>
+      <w:r>
+        <w:t xml:space="preserve">.</w:t>
+      </w:r>
+    </w:p>
+    <w:p>
+      <w:pPr>
+        <w:pStyle w:val="FirstParagraph"/>
+      </w:pPr>
+      <w:r>
+        <w:rPr>
+          <w:b/>
+          <w:bCs/>
+        </w:rPr>
+        <w:t xml:space="preserve">Important note:</w:t>
+      </w:r>
+      <w:r>
+        <w:t xml:space="preserve"> </w:t>
+      </w:r>
+      <w:r>
+        <w:t xml:space="preserve">the sign and interpretation can flip depending on quote convention (American vs European terms). The safest approach is to define your quote clearly, compute ((F-S)/S), and interpret the meaning in words (</w:t>
+      </w:r>
+      <w:r>
+        <w:t xml:space="preserve">“more or fewer USD per 1 unit of foreign currency”</w:t>
+      </w:r>
+      <w:r>
+        <w:t xml:space="preserve">).</w:t>
+      </w:r>
+    </w:p>
+    <w:bookmarkEnd w:id="84"/>
+    <w:bookmarkEnd w:id="85"/>
+    <w:bookmarkStart w:id="86" w:name="possible-misconceptions"/>
+    <w:p>
+      <w:pPr>
+        <w:pStyle w:val="Heading3"/>
+      </w:pPr>
+      <w:r>
+        <w:t xml:space="preserve">5.4.7 Possible misconceptions</w:t>
+      </w:r>
+    </w:p>
+    <w:p>
+      <w:pPr>
+        <w:pStyle w:val="Compact"/>
+        <w:numPr>
+          <w:ilvl w:val="0"/>
           <w:numId w:val="1036"/>
         </w:numPr>
       </w:pPr>
       <w:r>
-        <w:t xml:space="preserve">If (F &gt; S): the foreign currency is at a</w:t>
-      </w:r>
-      <w:r>
-        <w:t xml:space="preserve"> </w:t>
-      </w:r>
-      <w:r>
-        <w:rPr>
-          <w:b/>
-          <w:bCs/>
-        </w:rPr>
-        <w:t xml:space="preserve">forward premium</w:t>
-      </w:r>
-      <w:r>
-        <w:t xml:space="preserve"> </w:t>
-      </w:r>
-      <w:r>
-        <w:t xml:space="preserve">(in American terms).</w:t>
+        <w:rPr>
+          <w:b/>
+          <w:bCs/>
+        </w:rPr>
+        <w:t xml:space="preserve">“Direct vs. indirect is the same as American vs. European.”</w:t>
+      </w:r>
+      <w:r>
+        <w:br/>
+      </w:r>
+      <w:r>
+        <w:t xml:space="preserve">They are related but not identical; direct/indirect depends on who is</w:t>
+      </w:r>
+      <w:r>
+        <w:t xml:space="preserve"> </w:t>
+      </w:r>
+      <w:r>
+        <w:t xml:space="preserve">“home.”</w:t>
       </w:r>
     </w:p>
     <w:p>
@@ -4455,94 +4436,6 @@
         <w:numPr>
           <w:ilvl w:val="0"/>
           <w:numId w:val="1036"/>
-        </w:numPr>
-      </w:pPr>
-      <w:r>
-        <w:t xml:space="preserve">If (F &lt; S): it is at a</w:t>
-      </w:r>
-      <w:r>
-        <w:t xml:space="preserve"> </w:t>
-      </w:r>
-      <w:r>
-        <w:rPr>
-          <w:b/>
-          <w:bCs/>
-        </w:rPr>
-        <w:t xml:space="preserve">forward discount</w:t>
-      </w:r>
-      <w:r>
-        <w:t xml:space="preserve">.</w:t>
-      </w:r>
-    </w:p>
-    <w:p>
-      <w:pPr>
-        <w:pStyle w:val="FirstParagraph"/>
-      </w:pPr>
-      <w:r>
-        <w:rPr>
-          <w:b/>
-          <w:bCs/>
-        </w:rPr>
-        <w:t xml:space="preserve">Important teaching note:</w:t>
-      </w:r>
-      <w:r>
-        <w:t xml:space="preserve"> </w:t>
-      </w:r>
-      <w:r>
-        <w:t xml:space="preserve">the sign and interpretation can flip depending on quote convention (American vs European terms). The safest approach is: define your quote clearly, compute ((F-S)/S), and interpret the meaning in words (</w:t>
-      </w:r>
-      <w:r>
-        <w:t xml:space="preserve">“more or fewer USD per 1 unit of foreign currency”</w:t>
-      </w:r>
-      <w:r>
-        <w:t xml:space="preserve">).</w:t>
-      </w:r>
-    </w:p>
-    <w:bookmarkEnd w:id="94"/>
-    <w:bookmarkEnd w:id="95"/>
-    <w:bookmarkStart w:id="96" w:name="likely-student-misconceptions-1"/>
-    <w:p>
-      <w:pPr>
-        <w:pStyle w:val="Heading3"/>
-      </w:pPr>
-      <w:r>
-        <w:t xml:space="preserve">5.4.7 Likely student misconceptions</w:t>
-      </w:r>
-    </w:p>
-    <w:p>
-      <w:pPr>
-        <w:pStyle w:val="Compact"/>
-        <w:numPr>
-          <w:ilvl w:val="0"/>
-          <w:numId w:val="1037"/>
-        </w:numPr>
-      </w:pPr>
-      <w:r>
-        <w:rPr>
-          <w:b/>
-          <w:bCs/>
-        </w:rPr>
-        <w:t xml:space="preserve">“Direct vs. indirect is the same as American vs. European.”</w:t>
-      </w:r>
-      <w:r>
-        <w:br/>
-      </w:r>
-      <w:r>
-        <w:t xml:space="preserve">They are related but not identical; direct/indirect depends on who is</w:t>
-      </w:r>
-      <w:r>
-        <w:t xml:space="preserve"> </w:t>
-      </w:r>
-      <w:r>
-        <w:t xml:space="preserve">“home.”</w:t>
-      </w:r>
-    </w:p>
-    <w:p>
-      <w:pPr>
-        <w:pStyle w:val="Compact"/>
-        <w:numPr>
-          <w:ilvl w:val="0"/>
-          <w:numId w:val="1037"/>
         </w:numPr>
       </w:pPr>
       <w:r>
@@ -4580,7 +4473,7 @@
         <w:pStyle w:val="Compact"/>
         <w:numPr>
           <w:ilvl w:val="0"/>
-          <w:numId w:val="1037"/>
+          <w:numId w:val="1036"/>
         </w:numPr>
       </w:pPr>
       <w:r>
@@ -4595,64 +4488,6 @@
       </w:r>
       <w:r>
         <w:t xml:space="preserve">Cross rates are unit algebra; always track currency units.</w:t>
-      </w:r>
-    </w:p>
-    <w:bookmarkEnd w:id="96"/>
-    <w:bookmarkStart w:id="97" w:name="check-for-understanding-1"/>
-    <w:p>
-      <w:pPr>
-        <w:pStyle w:val="Heading3"/>
-      </w:pPr>
-      <w:r>
-        <w:t xml:space="preserve">5.4.8 Check for understanding</w:t>
-      </w:r>
-    </w:p>
-    <w:p>
-      <w:pPr>
-        <w:pStyle w:val="Compact"/>
-        <w:numPr>
-          <w:ilvl w:val="0"/>
-          <w:numId w:val="1038"/>
-        </w:numPr>
-      </w:pPr>
-      <w:r>
-        <w:t xml:space="preserve">If EUR/USD is 1.10, what is USD/EUR?</w:t>
-      </w:r>
-      <w:r>
-        <w:br/>
-      </w:r>
-    </w:p>
-    <w:p>
-      <w:pPr>
-        <w:pStyle w:val="Compact"/>
-        <w:numPr>
-          <w:ilvl w:val="0"/>
-          <w:numId w:val="1038"/>
-        </w:numPr>
-      </w:pPr>
-      <w:r>
-        <w:t xml:space="preserve">If a dealer quotes EUR/USD 1.1000–1.1004, what price do you pay to buy euros?</w:t>
-      </w:r>
-    </w:p>
-    <w:p>
-      <w:pPr>
-        <w:pStyle w:val="Compact"/>
-        <w:numPr>
-          <w:ilvl w:val="0"/>
-          <w:numId w:val="1038"/>
-        </w:numPr>
-      </w:pPr>
-      <w:r>
-        <w:t xml:space="preserve">If the implied EUR/GBP differs from the quoted EUR/GBP, what additional information do you need before declaring</w:t>
-      </w:r>
-      <w:r>
-        <w:t xml:space="preserve"> </w:t>
-      </w:r>
-      <w:r>
-        <w:t xml:space="preserve">“free money”</w:t>
-      </w:r>
-      <w:r>
-        <w:t xml:space="preserve">?</w:t>
       </w:r>
     </w:p>
     <w:p>
@@ -4662,9 +4497,9 @@
         </w:pict>
       </w:r>
     </w:p>
-    <w:bookmarkEnd w:id="97"/>
-    <w:bookmarkEnd w:id="98"/>
-    <w:bookmarkStart w:id="99" w:name="summary"/>
+    <w:bookmarkEnd w:id="86"/>
+    <w:bookmarkEnd w:id="87"/>
+    <w:bookmarkStart w:id="88" w:name="summary"/>
     <w:p>
       <w:pPr>
         <w:pStyle w:val="Heading2"/>
@@ -4686,7 +4521,7 @@
         <w:pStyle w:val="Compact"/>
         <w:numPr>
           <w:ilvl w:val="0"/>
-          <w:numId w:val="1039"/>
+          <w:numId w:val="1037"/>
         </w:numPr>
       </w:pPr>
       <w:r>
@@ -4708,7 +4543,7 @@
         <w:pStyle w:val="Compact"/>
         <w:numPr>
           <w:ilvl w:val="0"/>
-          <w:numId w:val="1039"/>
+          <w:numId w:val="1037"/>
         </w:numPr>
       </w:pPr>
       <w:r>
@@ -4730,7 +4565,7 @@
         <w:pStyle w:val="Compact"/>
         <w:numPr>
           <w:ilvl w:val="0"/>
-          <w:numId w:val="1039"/>
+          <w:numId w:val="1037"/>
         </w:numPr>
       </w:pPr>
       <w:r>
@@ -4752,7 +4587,7 @@
         <w:pStyle w:val="Compact"/>
         <w:numPr>
           <w:ilvl w:val="0"/>
-          <w:numId w:val="1039"/>
+          <w:numId w:val="1037"/>
         </w:numPr>
       </w:pPr>
       <w:r>
@@ -4774,7 +4609,7 @@
         <w:pStyle w:val="Compact"/>
         <w:numPr>
           <w:ilvl w:val="0"/>
-          <w:numId w:val="1039"/>
+          <w:numId w:val="1037"/>
         </w:numPr>
       </w:pPr>
       <w:r>
@@ -4809,8 +4644,8 @@
         <w:t xml:space="preserve">given any FX quote, you can state (i) what is being priced, (ii) what you pay to buy and what you receive to sell, and (iii) how that quote maps into a real cash flow and risk exposure.</w:t>
       </w:r>
     </w:p>
-    <w:bookmarkEnd w:id="99"/>
-    <w:bookmarkEnd w:id="100"/>
+    <w:bookmarkEnd w:id="88"/>
+    <w:bookmarkEnd w:id="89"/>
     <w:sectPr>
       <w:footnotePr>
         <w:numRestart w:val="eachSect"/>
@@ -5383,34 +5218,7 @@
     <w:abstractNumId w:val="991"/>
   </w:num>
   <w:num w:numId="1028">
-    <w:abstractNumId w:val="99411"/>
-    <w:lvlOverride w:ilvl="0">
-      <w:startOverride w:val="1"/>
-    </w:lvlOverride>
-    <w:lvlOverride w:ilvl="1">
-      <w:startOverride w:val="1"/>
-    </w:lvlOverride>
-    <w:lvlOverride w:ilvl="2">
-      <w:startOverride w:val="1"/>
-    </w:lvlOverride>
-    <w:lvlOverride w:ilvl="3">
-      <w:startOverride w:val="1"/>
-    </w:lvlOverride>
-    <w:lvlOverride w:ilvl="4">
-      <w:startOverride w:val="1"/>
-    </w:lvlOverride>
-    <w:lvlOverride w:ilvl="5">
-      <w:startOverride w:val="1"/>
-    </w:lvlOverride>
-    <w:lvlOverride w:ilvl="6">
-      <w:startOverride w:val="1"/>
-    </w:lvlOverride>
-    <w:lvlOverride w:ilvl="7">
-      <w:startOverride w:val="1"/>
-    </w:lvlOverride>
-    <w:lvlOverride w:ilvl="8">
-      <w:startOverride w:val="1"/>
-    </w:lvlOverride>
+    <w:abstractNumId w:val="991"/>
   </w:num>
   <w:num w:numId="1029">
     <w:abstractNumId w:val="991"/>
@@ -5425,37 +5233,37 @@
     <w:abstractNumId w:val="991"/>
   </w:num>
   <w:num w:numId="1033">
-    <w:abstractNumId w:val="991"/>
+    <w:abstractNumId w:val="99411"/>
+    <w:lvlOverride w:ilvl="0">
+      <w:startOverride w:val="1"/>
+    </w:lvlOverride>
+    <w:lvlOverride w:ilvl="1">
+      <w:startOverride w:val="1"/>
+    </w:lvlOverride>
+    <w:lvlOverride w:ilvl="2">
+      <w:startOverride w:val="1"/>
+    </w:lvlOverride>
+    <w:lvlOverride w:ilvl="3">
+      <w:startOverride w:val="1"/>
+    </w:lvlOverride>
+    <w:lvlOverride w:ilvl="4">
+      <w:startOverride w:val="1"/>
+    </w:lvlOverride>
+    <w:lvlOverride w:ilvl="5">
+      <w:startOverride w:val="1"/>
+    </w:lvlOverride>
+    <w:lvlOverride w:ilvl="6">
+      <w:startOverride w:val="1"/>
+    </w:lvlOverride>
+    <w:lvlOverride w:ilvl="7">
+      <w:startOverride w:val="1"/>
+    </w:lvlOverride>
+    <w:lvlOverride w:ilvl="8">
+      <w:startOverride w:val="1"/>
+    </w:lvlOverride>
   </w:num>
   <w:num w:numId="1034">
-    <w:abstractNumId w:val="99411"/>
-    <w:lvlOverride w:ilvl="0">
-      <w:startOverride w:val="1"/>
-    </w:lvlOverride>
-    <w:lvlOverride w:ilvl="1">
-      <w:startOverride w:val="1"/>
-    </w:lvlOverride>
-    <w:lvlOverride w:ilvl="2">
-      <w:startOverride w:val="1"/>
-    </w:lvlOverride>
-    <w:lvlOverride w:ilvl="3">
-      <w:startOverride w:val="1"/>
-    </w:lvlOverride>
-    <w:lvlOverride w:ilvl="4">
-      <w:startOverride w:val="1"/>
-    </w:lvlOverride>
-    <w:lvlOverride w:ilvl="5">
-      <w:startOverride w:val="1"/>
-    </w:lvlOverride>
-    <w:lvlOverride w:ilvl="6">
-      <w:startOverride w:val="1"/>
-    </w:lvlOverride>
-    <w:lvlOverride w:ilvl="7">
-      <w:startOverride w:val="1"/>
-    </w:lvlOverride>
-    <w:lvlOverride w:ilvl="8">
-      <w:startOverride w:val="1"/>
-    </w:lvlOverride>
+    <w:abstractNumId w:val="991"/>
   </w:num>
   <w:num w:numId="1035">
     <w:abstractNumId w:val="991"/>
@@ -5464,39 +5272,6 @@
     <w:abstractNumId w:val="991"/>
   </w:num>
   <w:num w:numId="1037">
-    <w:abstractNumId w:val="991"/>
-  </w:num>
-  <w:num w:numId="1038">
-    <w:abstractNumId w:val="99411"/>
-    <w:lvlOverride w:ilvl="0">
-      <w:startOverride w:val="1"/>
-    </w:lvlOverride>
-    <w:lvlOverride w:ilvl="1">
-      <w:startOverride w:val="1"/>
-    </w:lvlOverride>
-    <w:lvlOverride w:ilvl="2">
-      <w:startOverride w:val="1"/>
-    </w:lvlOverride>
-    <w:lvlOverride w:ilvl="3">
-      <w:startOverride w:val="1"/>
-    </w:lvlOverride>
-    <w:lvlOverride w:ilvl="4">
-      <w:startOverride w:val="1"/>
-    </w:lvlOverride>
-    <w:lvlOverride w:ilvl="5">
-      <w:startOverride w:val="1"/>
-    </w:lvlOverride>
-    <w:lvlOverride w:ilvl="6">
-      <w:startOverride w:val="1"/>
-    </w:lvlOverride>
-    <w:lvlOverride w:ilvl="7">
-      <w:startOverride w:val="1"/>
-    </w:lvlOverride>
-    <w:lvlOverride w:ilvl="8">
-      <w:startOverride w:val="1"/>
-    </w:lvlOverride>
-  </w:num>
-  <w:num w:numId="1039">
     <w:abstractNumId w:val="991"/>
   </w:num>
 </w:numbering>

--- a/docs/lectures/Chapter05_Lecture_FIXED.docx
+++ b/docs/lectures/Chapter05_Lecture_FIXED.docx
@@ -23,7 +23,7 @@
         <w:pStyle w:val="Date"/>
       </w:pPr>
       <w:r>
-        <w:t xml:space="preserve">2026-03-03</w:t>
+        <w:t xml:space="preserve">2026-03-05</w:t>
       </w:r>
     </w:p>
     <w:sdt>

--- a/docs/lectures/Chapter05_Lecture_FIXED.docx
+++ b/docs/lectures/Chapter05_Lecture_FIXED.docx
@@ -23,7 +23,7 @@
         <w:pStyle w:val="Date"/>
       </w:pPr>
       <w:r>
-        <w:t xml:space="preserve">2026-03-05</w:t>
+        <w:t xml:space="preserve">2026-03-08</w:t>
       </w:r>
     </w:p>
     <w:sdt>

--- a/docs/lectures/Chapter05_Lecture_FIXED.docx
+++ b/docs/lectures/Chapter05_Lecture_FIXED.docx
@@ -23,7 +23,7 @@
         <w:pStyle w:val="Date"/>
       </w:pPr>
       <w:r>
-        <w:t xml:space="preserve">2026-03-08</w:t>
+        <w:t xml:space="preserve">2026-03-10</w:t>
       </w:r>
     </w:p>
     <w:sdt>

--- a/docs/lectures/Chapter05_Lecture_FIXED.docx
+++ b/docs/lectures/Chapter05_Lecture_FIXED.docx
@@ -23,7 +23,7 @@
         <w:pStyle w:val="Date"/>
       </w:pPr>
       <w:r>
-        <w:t xml:space="preserve">2026-03-10</w:t>
+        <w:t xml:space="preserve">2026-03-15</w:t>
       </w:r>
     </w:p>
     <w:sdt>

--- a/docs/lectures/Chapter05_Lecture_FIXED.docx
+++ b/docs/lectures/Chapter05_Lecture_FIXED.docx
@@ -23,7 +23,7 @@
         <w:pStyle w:val="Date"/>
       </w:pPr>
       <w:r>
-        <w:t xml:space="preserve">2026-03-15</w:t>
+        <w:t xml:space="preserve">2026-03-27</w:t>
       </w:r>
     </w:p>
     <w:sdt>

--- a/docs/lectures/Chapter05_Lecture_FIXED.docx
+++ b/docs/lectures/Chapter05_Lecture_FIXED.docx
@@ -23,7 +23,7 @@
         <w:pStyle w:val="Date"/>
       </w:pPr>
       <w:r>
-        <w:t xml:space="preserve">2026-03-27</w:t>
+        <w:t xml:space="preserve">2026-03-29</w:t>
       </w:r>
     </w:p>
     <w:sdt>

--- a/docs/lectures/Chapter05_Lecture_FIXED.docx
+++ b/docs/lectures/Chapter05_Lecture_FIXED.docx
@@ -23,7 +23,7 @@
         <w:pStyle w:val="Date"/>
       </w:pPr>
       <w:r>
-        <w:t xml:space="preserve">2026-03-29</w:t>
+        <w:t xml:space="preserve">2026-03-31</w:t>
       </w:r>
     </w:p>
     <w:sdt>

--- a/docs/lectures/Chapter05_Lecture_FIXED.docx
+++ b/docs/lectures/Chapter05_Lecture_FIXED.docx
@@ -23,7 +23,7 @@
         <w:pStyle w:val="Date"/>
       </w:pPr>
       <w:r>
-        <w:t xml:space="preserve">2026-03-31</w:t>
+        <w:t xml:space="preserve">2026-04-01</w:t>
       </w:r>
     </w:p>
     <w:sdt>

--- a/docs/lectures/Chapter05_Lecture_FIXED.docx
+++ b/docs/lectures/Chapter05_Lecture_FIXED.docx
@@ -23,7 +23,7 @@
         <w:pStyle w:val="Date"/>
       </w:pPr>
       <w:r>
-        <w:t xml:space="preserve">2026-04-01</w:t>
+        <w:t xml:space="preserve">2026-04-05</w:t>
       </w:r>
     </w:p>
     <w:sdt>

--- a/docs/lectures/Chapter05_Lecture_FIXED.docx
+++ b/docs/lectures/Chapter05_Lecture_FIXED.docx
@@ -23,7 +23,7 @@
         <w:pStyle w:val="Date"/>
       </w:pPr>
       <w:r>
-        <w:t xml:space="preserve">2026-04-05</w:t>
+        <w:t xml:space="preserve">2026-04-07</w:t>
       </w:r>
     </w:p>
     <w:sdt>

--- a/docs/lectures/Chapter05_Lecture_FIXED.docx
+++ b/docs/lectures/Chapter05_Lecture_FIXED.docx
@@ -23,7 +23,7 @@
         <w:pStyle w:val="Date"/>
       </w:pPr>
       <w:r>
-        <w:t xml:space="preserve">2026-04-07</w:t>
+        <w:t xml:space="preserve">2026-04-13</w:t>
       </w:r>
     </w:p>
     <w:sdt>

--- a/docs/lectures/Chapter05_Lecture_FIXED.docx
+++ b/docs/lectures/Chapter05_Lecture_FIXED.docx
@@ -23,7 +23,7 @@
         <w:pStyle w:val="Date"/>
       </w:pPr>
       <w:r>
-        <w:t xml:space="preserve">2026-04-13</w:t>
+        <w:t xml:space="preserve">2026-04-14</w:t>
       </w:r>
     </w:p>
     <w:sdt>

--- a/docs/lectures/Chapter05_Lecture_FIXED.docx
+++ b/docs/lectures/Chapter05_Lecture_FIXED.docx
@@ -23,7 +23,7 @@
         <w:pStyle w:val="Date"/>
       </w:pPr>
       <w:r>
-        <w:t xml:space="preserve">2026-04-14</w:t>
+        <w:t xml:space="preserve">2026-04-16</w:t>
       </w:r>
     </w:p>
     <w:sdt>

--- a/docs/lectures/Chapter05_Lecture_FIXED.docx
+++ b/docs/lectures/Chapter05_Lecture_FIXED.docx
@@ -23,7 +23,7 @@
         <w:pStyle w:val="Date"/>
       </w:pPr>
       <w:r>
-        <w:t xml:space="preserve">2026-04-16</w:t>
+        <w:t xml:space="preserve">2026-04-19</w:t>
       </w:r>
     </w:p>
     <w:sdt>

--- a/docs/lectures/Chapter05_Lecture_FIXED.docx
+++ b/docs/lectures/Chapter05_Lecture_FIXED.docx
@@ -23,7 +23,7 @@
         <w:pStyle w:val="Date"/>
       </w:pPr>
       <w:r>
-        <w:t xml:space="preserve">2026-04-19</w:t>
+        <w:t xml:space="preserve">2026-04-20</w:t>
       </w:r>
     </w:p>
     <w:sdt>

--- a/docs/lectures/Chapter05_Lecture_FIXED.docx
+++ b/docs/lectures/Chapter05_Lecture_FIXED.docx
@@ -23,7 +23,7 @@
         <w:pStyle w:val="Date"/>
       </w:pPr>
       <w:r>
-        <w:t xml:space="preserve">2026-04-20</w:t>
+        <w:t xml:space="preserve">2026-04-22</w:t>
       </w:r>
     </w:p>
     <w:sdt>

--- a/docs/lectures/Chapter05_Lecture_FIXED.docx
+++ b/docs/lectures/Chapter05_Lecture_FIXED.docx
@@ -23,7 +23,7 @@
         <w:pStyle w:val="Date"/>
       </w:pPr>
       <w:r>
-        <w:t xml:space="preserve">2026-04-22</w:t>
+        <w:t xml:space="preserve">2026-04-23</w:t>
       </w:r>
     </w:p>
     <w:sdt>
